--- a/assets/templates/vpo-default-template.docx
+++ b/assets/templates/vpo-default-template.docx
@@ -163,43 +163,80 @@
         </w:rPr>
       </w:pPr>
     </w:p>
-    <w:p>
-      <w:pPr>
-        <w:spacing w:after="0"/>
-        <w:rPr>
-          <w:color w:val="000000" w:themeColor="text1"/>
-          <w:sz w:val="24"/>
-        </w:rPr>
-      </w:pPr>
-      <w:r>
-        <w:rPr>
-          <w:b/>
-          <w:bCs/>
-          <w:color w:val="000000" w:themeColor="text1"/>
-          <w:sz w:val="24"/>
-        </w:rPr>
-        <w:t>Client Name:</w:t>
-      </w:r>
-      <w:r>
-        <w:rPr>
-          <w:color w:val="000000" w:themeColor="text1"/>
-          <w:sz w:val="24"/>
-        </w:rPr>
-      </w:r>
-      <w:r>
-        <w:rPr>
-          <w:color w:val="005AB5"/>
-          <w:sz w:val="24"/>
-        </w:rPr>
-        <w:t>{VENDOR}</w:t>
-      </w:r>
-      <w:r>
-        <w:rPr>
-          <w:sz w:val="24"/>
-        </w:rPr>
-        <w:t xml:space="preserve"> ________________________________________</w:t>
-      </w:r>
-    </w:p>
+    <w:tbl>
+      <w:tblPr>
+        <w:tblStyle w:val="TableGrid0"/>
+        <w:tblW w:w="0" w:type="auto"/>
+        <w:tblLook w:val="04A0" w:firstRow="1" w:lastRow="0" w:firstColumn="1" w:lastColumn="0" w:noHBand="0" w:noVBand="1"/>
+      </w:tblPr>
+      <w:tblGrid>
+        <w:gridCol w:w="1530"/>
+        <w:gridCol w:w="3150"/>
+      </w:tblGrid>
+      <w:tr>
+        <w:tc>
+          <w:tcPr>
+            <w:tcW w:w="1530" w:type="dxa"/>
+            <w:tcBorders>
+              <w:top w:val="nil"/>
+              <w:left w:val="nil"/>
+              <w:bottom w:val="nil"/>
+              <w:right w:val="nil"/>
+            </w:tcBorders>
+            <w:vAlign w:val="center"/>
+          </w:tcPr>
+          <w:p>
+            <w:pPr>
+              <w:jc w:val="right"/>
+              <w:rPr>
+                <w:b/>
+                <w:bCs/>
+                <w:color w:val="000000" w:themeColor="text1"/>
+                <w:sz w:val="24"/>
+              </w:rPr>
+            </w:pPr>
+            <w:r>
+              <w:rPr>
+                <w:b/>
+                <w:bCs/>
+                <w:color w:val="000000" w:themeColor="text1"/>
+                <w:sz w:val="24"/>
+              </w:rPr>
+              <w:t>Client Name:</w:t>
+            </w:r>
+          </w:p>
+        </w:tc>
+        <w:tc>
+          <w:tcPr>
+            <w:tcW w:w="3150" w:type="dxa"/>
+            <w:tcBorders>
+              <w:top w:val="nil"/>
+              <w:left w:val="nil"/>
+              <w:right w:val="nil"/>
+            </w:tcBorders>
+          </w:tcPr>
+          <w:p>
+            <w:pPr>
+              <w:rPr>
+                <w:b/>
+                <w:bCs/>
+                <w:color w:val="000000" w:themeColor="text1"/>
+                <w:sz w:val="24"/>
+              </w:rPr>
+            </w:pPr>
+            <w:r>
+              <w:rPr>
+                <w:b/>
+                <w:bCs/>
+                <w:color w:val="000000" w:themeColor="text1"/>
+                <w:sz w:val="24"/>
+              </w:rPr>
+              <w:t>{VENDOR}</w:t>
+            </w:r>
+          </w:p>
+        </w:tc>
+      </w:tr>
+    </w:tbl>
     <w:p>
       <w:pPr>
         <w:spacing w:after="0"/>
@@ -232,7 +269,6 @@
           </w:tcPr>
           <w:p>
             <w:pPr>
-              <w:spacing w:after="0"/>
               <w:jc w:val="right"/>
               <w:rPr>
                 <w:b/>
@@ -248,16 +284,7 @@
                 <w:color w:val="000000" w:themeColor="text1"/>
                 <w:sz w:val="24"/>
               </w:rPr>
-              <w:t>Project Name</w:t>
-            </w:r>
-            <w:r>
-              <w:rPr>
-                <w:b/>
-                <w:bCs/>
-                <w:color w:val="000000" w:themeColor="text1"/>
-                <w:sz w:val="24"/>
-              </w:rPr>
-              <w:t>:</w:t>
+              <w:t>Project Name:</w:t>
             </w:r>
           </w:p>
         </w:tc>
@@ -268,7 +295,6 @@
           </w:tcPr>
           <w:p>
             <w:pPr>
-              <w:spacing w:after="0"/>
               <w:jc w:val="right"/>
               <w:rPr>
                 <w:color w:val="EE0000"/>
@@ -292,7 +318,6 @@
           </w:tcPr>
           <w:p>
             <w:pPr>
-              <w:spacing w:after="0"/>
               <w:jc w:val="right"/>
               <w:rPr>
                 <w:color w:val="EE0000"/>
@@ -318,7 +343,6 @@
           </w:tcPr>
           <w:p>
             <w:pPr>
-              <w:spacing w:after="0"/>
               <w:jc w:val="right"/>
               <w:rPr>
                 <w:color w:val="EE0000"/>
@@ -344,7 +368,6 @@
           </w:tcPr>
           <w:p>
             <w:pPr>
-              <w:spacing w:after="0"/>
               <w:jc w:val="right"/>
               <w:rPr>
                 <w:b/>
@@ -360,16 +383,7 @@
                 <w:color w:val="000000" w:themeColor="text1"/>
                 <w:sz w:val="24"/>
               </w:rPr>
-              <w:t>Requested by</w:t>
-            </w:r>
-            <w:r>
-              <w:rPr>
-                <w:b/>
-                <w:bCs/>
-                <w:color w:val="000000" w:themeColor="text1"/>
-                <w:sz w:val="24"/>
-              </w:rPr>
-              <w:t>:</w:t>
+              <w:t>Requested by:</w:t>
             </w:r>
           </w:p>
         </w:tc>
@@ -381,7 +395,6 @@
           </w:tcPr>
           <w:p>
             <w:pPr>
-              <w:spacing w:after="0"/>
               <w:jc w:val="right"/>
               <w:rPr>
                 <w:color w:val="EE0000"/>
@@ -407,7 +420,6 @@
           </w:tcPr>
           <w:p>
             <w:pPr>
-              <w:spacing w:after="0"/>
               <w:jc w:val="right"/>
               <w:rPr>
                 <w:b/>
@@ -435,7 +447,6 @@
           </w:tcPr>
           <w:p>
             <w:pPr>
-              <w:spacing w:after="0"/>
               <w:jc w:val="right"/>
               <w:rPr>
                 <w:color w:val="EE0000"/>
@@ -461,7 +472,6 @@
           </w:tcPr>
           <w:p>
             <w:pPr>
-              <w:spacing w:after="0"/>
               <w:jc w:val="right"/>
               <w:rPr>
                 <w:b/>
@@ -489,7 +499,6 @@
           </w:tcPr>
           <w:p>
             <w:pPr>
-              <w:spacing w:after="0"/>
               <w:jc w:val="right"/>
               <w:rPr>
                 <w:color w:val="EE0000"/>
@@ -541,7 +550,6 @@
           </w:tcPr>
           <w:p>
             <w:pPr>
-              <w:spacing w:after="0"/>
               <w:rPr>
                 <w:b/>
                 <w:bCs/>
@@ -568,7 +576,6 @@
           </w:tcPr>
           <w:p>
             <w:pPr>
-              <w:spacing w:after="0"/>
               <w:rPr>
                 <w:b/>
                 <w:bCs/>
@@ -595,7 +602,6 @@
           </w:tcPr>
           <w:p>
             <w:pPr>
-              <w:spacing w:after="0"/>
               <w:rPr>
                 <w:b/>
                 <w:bCs/>
@@ -622,7 +628,6 @@
           </w:tcPr>
           <w:p>
             <w:pPr>
-              <w:spacing w:after="0"/>
               <w:rPr>
                 <w:color w:val="EE0000"/>
                 <w:sz w:val="44"/>
@@ -644,7 +649,6 @@
           </w:tcPr>
           <w:p>
             <w:pPr>
-              <w:spacing w:after="0"/>
               <w:rPr>
                 <w:color w:val="EE0000"/>
                 <w:sz w:val="44"/>
@@ -666,7 +670,6 @@
           </w:tcPr>
           <w:p>
             <w:pPr>
-              <w:spacing w:after="0"/>
               <w:rPr>
                 <w:color w:val="EE0000"/>
                 <w:sz w:val="44"/>
@@ -690,7 +693,6 @@
           </w:tcPr>
           <w:p>
             <w:pPr>
-              <w:spacing w:after="0"/>
               <w:rPr>
                 <w:color w:val="EE0000"/>
                 <w:sz w:val="44"/>
@@ -712,7 +714,6 @@
           </w:tcPr>
           <w:p>
             <w:pPr>
-              <w:spacing w:after="0"/>
               <w:rPr>
                 <w:color w:val="EE0000"/>
                 <w:sz w:val="44"/>
@@ -734,7 +735,6 @@
           </w:tcPr>
           <w:p>
             <w:pPr>
-              <w:spacing w:after="0"/>
               <w:rPr>
                 <w:color w:val="EE0000"/>
                 <w:sz w:val="44"/>
@@ -760,7 +760,6 @@
           </w:tcPr>
           <w:p>
             <w:pPr>
-              <w:spacing w:after="0"/>
               <w:jc w:val="right"/>
               <w:rPr>
                 <w:b/>
@@ -786,7 +785,6 @@
           </w:tcPr>
           <w:p>
             <w:pPr>
-              <w:spacing w:after="0"/>
               <w:rPr>
                 <w:color w:val="EE0000"/>
                 <w:sz w:val="44"/>
@@ -850,14 +848,7 @@
           <w:b/>
           <w:bCs/>
         </w:rPr>
-        <w:t>Date</w:t>
-      </w:r>
-      <w:r>
-        <w:rPr>
-          <w:b/>
-          <w:bCs/>
-        </w:rPr>
-        <w:t>:</w:t>
+        <w:t>Date:</w:t>
       </w:r>
       <w:r>
         <w:t xml:space="preserve"> </w:t>
@@ -866,13 +857,7 @@
         <w:rPr>
           <w:u w:val="single"/>
         </w:rPr>
-        <w:t>_</w:t>
-      </w:r>
-      <w:r>
-        <w:rPr>
-          <w:u w:val="single"/>
-        </w:rPr>
-        <w:t>______</w:t>
+        <w:t>_______</w:t>
       </w:r>
     </w:p>
     <w:p/>
@@ -907,16 +892,7 @@
           <w:sz w:val="28"/>
           <w:szCs w:val="28"/>
         </w:rPr>
-        <w:t>Date</w:t>
-      </w:r>
-      <w:r>
-        <w:rPr>
-          <w:b/>
-          <w:bCs/>
-          <w:sz w:val="28"/>
-          <w:szCs w:val="28"/>
-        </w:rPr>
-        <w:t>:</w:t>
+        <w:t>Date:</w:t>
       </w:r>
       <w:r>
         <w:rPr>
